--- a/samples/fixtures/docx/case-21-c-accept-clean.docx
+++ b/samples/fixtures/docx/case-21-c-accept-clean.docx
@@ -30,6 +30,11 @@
     <w:p>
       <w:r>
         <w:t>Expected: binder_A</w:t>
+      </w:r>
+    </w:p>
+    <w:p>
+      <w:r>
+        <w:t>SUBMISSION-DATA-B64: eyJicm9rZXJfbmFtZSI6IkFjbWUiLCJjbGFpbV9jb3VudF81X3llYXJzIjowLCJjb21tb2RpdGllcyI6W3siY29tbW9kaXR5X3R5cGUiOiJTVEVFTCJ9XSwiaW5zdXJlZF9zdGF0ZV9wcm92aW5jZSI6IlRYIiwibG9jYXRpb25zIjpbeyJhZGRyZXNzIjoiMTIgUG9ydCBSb2FkIiwiYWxhcm1fdHlwZSI6IkhBUkRXSVJFRCIsImNvbnN0cnVjdGlvbl90eXBlIjoiTUFTT05SWSIsImNvdW50cnkiOiJVUyIsInNwcmlua2xlcmVkIjp0cnVlfV0sInBvbGljeV90ZXJtX21vbnRocyI6MTIsInByb2ZpdF9zaGFyZV9yZXF1ZXN0ZWQiOmZhbHNlLCJ0b3RhbF9pbnN1cmVkX3ZhbHVlIjoyMDAwMDAwLCJ2YWx1YXRpb25fYmFzaXNfc3RhdGVkX2NsZWFybHkiOnRydWV9</w:t>
       </w:r>
     </w:p>
     <w:sectPr>

--- a/samples/fixtures/docx/case-21-c-accept-clean.docx
+++ b/samples/fixtures/docx/case-21-c-accept-clean.docx
@@ -34,7 +34,7 @@
     </w:p>
     <w:p>
       <w:r>
-        <w:t>SUBMISSION-DATA-B64: eyJicm9rZXJfbmFtZSI6IkFjbWUiLCJjbGFpbV9jb3VudF81X3llYXJzIjowLCJjb21tb2RpdGllcyI6W3siY29tbW9kaXR5X3R5cGUiOiJTVEVFTCJ9XSwiaW5zdXJlZF9zdGF0ZV9wcm92aW5jZSI6IlRYIiwibG9jYXRpb25zIjpbeyJhZGRyZXNzIjoiMTIgUG9ydCBSb2FkIiwiYWxhcm1fdHlwZSI6IkhBUkRXSVJFRCIsImNvbnN0cnVjdGlvbl90eXBlIjoiTUFTT05SWSIsImNvdW50cnkiOiJVUyIsInNwcmlua2xlcmVkIjp0cnVlfV0sInBvbGljeV90ZXJtX21vbnRocyI6MTIsInByb2ZpdF9zaGFyZV9yZXF1ZXN0ZWQiOmZhbHNlLCJ0b3RhbF9pbnN1cmVkX3ZhbHVlIjoyMDAwMDAwLCJ2YWx1YXRpb25fYmFzaXNfc3RhdGVkX2NsZWFybHkiOnRydWV9</w:t>
+        <w:t>SUBMISSION-DATA-B64: eyJicm9rZXJfbmFtZSI6IkFjbWUiLCJjbGFpbV9jb3VudF81X3llYXJzIjowLCJjb21tb2RpdGllcyI6W3siY29tbW9kaXR5X3R5cGUiOiJTVEVFTCJ9XSwiaW5zdXJlZF9zdGF0ZV9wcm92aW5jZSI6IlRYIiwibG9jYXRpb25zIjpbeyJhZGRyZXNzIjoiMTIgUG9ydCBSb2FkIiwiYWxhcm1fdHlwZSI6IkhBUkRXSVJFRCIsImNvbnN0cnVjdGlvbl90eXBlIjoiTUFTT05SWSIsImNvdW50cnkiOiJVUyIsInNwcmlua2xlcmVkIjp0cnVlfV0sInBvbGljeV90ZXJtX21vbnRocyI6MTIsInByb2ZpdF9zaGFyZV9yZXF1ZXN0ZWQiOmZhbHNlLCJ0b3RhbF9pbnN1cmVkX3ZhbHVlIjoyMDAwMDAwLCJ2YWx1YXRpb25fYmFzaXNfc3RhdGVkX2NsZWFybHkiOnRydWV9 :END-SUBMISSION-DATA</w:t>
       </w:r>
     </w:p>
     <w:sectPr>
